--- a/education/k8s-k3s-redpanda/docx/chapter06_the_application.docx
+++ b/education/k8s-k3s-redpanda/docx/chapter06_the_application.docx
@@ -4485,7 +4485,7 @@
         <w:rPr>
           <w:rStyle w:val="VerbatimChar"/>
         </w:rPr>
-        <w:t xml:space="preserve">education/app/</w:t>
+        <w:t xml:space="preserve">education/k8s-k3s-redpanda/app/</w:t>
       </w:r>
       <w:r>
         <w:t xml:space="preserve"> </w:t>
@@ -11334,19 +11334,19 @@
         <w:rPr>
           <w:rStyle w:val="VerbatimChar"/>
         </w:rPr>
-        <w:t xml:space="preserve">education/app/</w:t>
-      </w:r>
-      <w:r>
-        <w:t xml:space="preserve"> </w:t>
-      </w:r>
-      <w:r>
-        <w:t xml:space="preserve">in the repository; copy it</w:t>
-      </w:r>
-      <w:r>
-        <w:t xml:space="preserve"> </w:t>
-      </w:r>
-      <w:r>
-        <w:t xml:space="preserve">to the node first, because</w:t>
+        <w:t xml:space="preserve">education/k8s-k3s-redpanda/app/</w:t>
+      </w:r>
+      <w:r>
+        <w:t xml:space="preserve"> </w:t>
+      </w:r>
+      <w:r>
+        <w:t xml:space="preserve">in the</w:t>
+      </w:r>
+      <w:r>
+        <w:t xml:space="preserve"> </w:t>
+      </w:r>
+      <w:r>
+        <w:t xml:space="preserve">repository; copy it to the node first, because</w:t>
       </w:r>
       <w:r>
         <w:t xml:space="preserve"> </w:t>
@@ -11373,13 +11373,13 @@
         <w:t xml:space="preserve">k3s ctr</w:t>
       </w:r>
       <w:r>
-        <w:t xml:space="preserve">, both of which are there</w:t>
-      </w:r>
-      <w:r>
-        <w:t xml:space="preserve"> </w:t>
-      </w:r>
-      <w:r>
-        <w:t xml:space="preserve">and not on your laptop:</w:t>
+        <w:t xml:space="preserve">, both</w:t>
+      </w:r>
+      <w:r>
+        <w:t xml:space="preserve"> </w:t>
+      </w:r>
+      <w:r>
+        <w:t xml:space="preserve">of which are there and not on your laptop:</w:t>
       </w:r>
     </w:p>
     <w:p>
@@ -11408,7 +11408,7 @@
         <w:rPr>
           <w:rStyle w:val="NormalTok"/>
         </w:rPr>
-        <w:t xml:space="preserve"> education/app/</w:t>
+        <w:t xml:space="preserve"> education/k8s-k3s-redpanda/app/</w:t>
       </w:r>
       <w:r>
         <w:rPr>
@@ -17844,6 +17844,7 @@
     <w:bookmarkEnd w:id="50"/>
     <w:bookmarkEnd w:id="51"/>
     <w:sectPr>
+      <w:footerReference r:id="rIdEduFooter" w:type="default"/>
       <w:pgSz w:h="15840" w:w="12240"/>
       <w:pgMar w:bottom="1440" w:footer="720" w:gutter="0" w:header="720" w:left="1080" w:right="1080" w:top="1440"/>
       <w:footnotePr>
@@ -17856,6 +17857,71 @@
 
 <file path=word/comments.xml><?xml version="1.0" encoding="utf-8"?>
 <w:comments xmlns:w="http://schemas.openxmlformats.org/wordprocessingml/2006/main" xmlns:m="http://schemas.openxmlformats.org/officeDocument/2006/math" xmlns:r="http://schemas.openxmlformats.org/officeDocument/2006/relationships" xmlns:o="urn:schemas-microsoft-com:office:office" xmlns:v="urn:schemas-microsoft-com:vml" xmlns:w10="urn:schemas-microsoft-com:office:word" xmlns:a="http://schemas.openxmlformats.org/drawingml/2006/main" xmlns:pic="http://schemas.openxmlformats.org/drawingml/2006/picture" xmlns:wp="http://schemas.openxmlformats.org/drawingml/2006/wordprocessingDrawing"/>
+</file>
+
+<file path=word/footer99.xml><?xml version="1.0" encoding="utf-8"?>
+<w:ftr xmlns:w="http://schemas.openxmlformats.org/wordprocessingml/2006/main" xmlns:r="http://schemas.openxmlformats.org/officeDocument/2006/relationships">
+  <w:p>
+    <w:pPr>
+      <w:jc w:val="center"/>
+      <w:spacing w:before="0" w:after="0"/>
+      <w:rPr>
+        <w:rFonts w:ascii="Calibri" w:hAnsi="Calibri"/>
+        <w:sz w:val="18"/>
+        <w:szCs w:val="18"/>
+        <w:color w:val="595959"/>
+      </w:rPr>
+    </w:pPr>
+    <w:r>
+      <w:rPr>
+        <w:rFonts w:ascii="Calibri" w:hAnsi="Calibri"/>
+        <w:sz w:val="18"/>
+        <w:szCs w:val="18"/>
+        <w:color w:val="595959"/>
+      </w:rPr>
+      <w:t xml:space="preserve">Chapter 6  ·  Page </w:t>
+    </w:r>
+    <w:r>
+      <w:fldChar w:fldCharType="begin"/>
+    </w:r>
+    <w:r>
+      <w:instrText xml:space="preserve"> PAGE </w:instrText>
+    </w:r>
+    <w:r>
+      <w:fldChar w:fldCharType="separate"/>
+    </w:r>
+    <w:r>
+      <w:t>1</w:t>
+    </w:r>
+    <w:r>
+      <w:fldChar w:fldCharType="end"/>
+    </w:r>
+    <w:r>
+      <w:rPr>
+        <w:rFonts w:ascii="Calibri" w:hAnsi="Calibri"/>
+        <w:sz w:val="18"/>
+        <w:szCs w:val="18"/>
+        <w:color w:val="595959"/>
+      </w:rPr>
+      <w:t xml:space="preserve"> of </w:t>
+    </w:r>
+    <w:r>
+      <w:fldChar w:fldCharType="begin"/>
+    </w:r>
+    <w:r>
+      <w:instrText xml:space="preserve"> NUMPAGES </w:instrText>
+    </w:r>
+    <w:r>
+      <w:fldChar w:fldCharType="separate"/>
+    </w:r>
+    <w:r>
+      <w:t>1</w:t>
+    </w:r>
+    <w:r>
+      <w:fldChar w:fldCharType="end"/>
+    </w:r>
+  </w:p>
+</w:ftr>
 </file>
 
 <file path=word/footnotes.xml><?xml version="1.0" encoding="utf-8"?>

--- a/education/k8s-k3s-redpanda/docx/chapter06_the_application.docx
+++ b/education/k8s-k3s-redpanda/docx/chapter06_the_application.docx
@@ -17873,43 +17873,10 @@
       </w:rPr>
     </w:pPr>
     <w:r>
-      <w:rPr>
-        <w:rFonts w:ascii="Calibri" w:hAnsi="Calibri"/>
-        <w:sz w:val="18"/>
-        <w:szCs w:val="18"/>
-        <w:color w:val="595959"/>
-      </w:rPr>
-      <w:t xml:space="preserve">Chapter 6  ·  Page </w:t>
-    </w:r>
-    <w:r>
       <w:fldChar w:fldCharType="begin"/>
     </w:r>
     <w:r>
       <w:instrText xml:space="preserve"> PAGE </w:instrText>
-    </w:r>
-    <w:r>
-      <w:fldChar w:fldCharType="separate"/>
-    </w:r>
-    <w:r>
-      <w:t>1</w:t>
-    </w:r>
-    <w:r>
-      <w:fldChar w:fldCharType="end"/>
-    </w:r>
-    <w:r>
-      <w:rPr>
-        <w:rFonts w:ascii="Calibri" w:hAnsi="Calibri"/>
-        <w:sz w:val="18"/>
-        <w:szCs w:val="18"/>
-        <w:color w:val="595959"/>
-      </w:rPr>
-      <w:t xml:space="preserve"> of </w:t>
-    </w:r>
-    <w:r>
-      <w:fldChar w:fldCharType="begin"/>
-    </w:r>
-    <w:r>
-      <w:instrText xml:space="preserve"> NUMPAGES </w:instrText>
     </w:r>
     <w:r>
       <w:fldChar w:fldCharType="separate"/>

--- a/education/k8s-k3s-redpanda/docx/chapter06_the_application.docx
+++ b/education/k8s-k3s-redpanda/docx/chapter06_the_application.docx
@@ -2,13 +2,13 @@
 <file path=word/document.xml><?xml version="1.0" encoding="utf-8"?>
 <w:document xmlns:w="http://schemas.openxmlformats.org/wordprocessingml/2006/main" xmlns:m="http://schemas.openxmlformats.org/officeDocument/2006/math" xmlns:r="http://schemas.openxmlformats.org/officeDocument/2006/relationships" xmlns:o="urn:schemas-microsoft-com:office:office" xmlns:v="urn:schemas-microsoft-com:vml" xmlns:w10="urn:schemas-microsoft-com:office:word" xmlns:a="http://schemas.openxmlformats.org/drawingml/2006/main" xmlns:pic="http://schemas.openxmlformats.org/drawingml/2006/picture" xmlns:wp="http://schemas.openxmlformats.org/drawingml/2006/wordprocessingDrawing">
   <w:body>
-    <w:bookmarkStart w:id="51" w:name="Xb0b29e540142f1f5c6c9ae0411c736aa47a6d09"/>
+    <w:bookmarkStart w:id="52" w:name="X88246d5357c46cbf5b040233e422169b8b33454"/>
     <w:p>
       <w:pPr>
         <w:pStyle w:val="Heading1"/>
       </w:pPr>
       <w:r>
-        <w:t xml:space="preserve">Chapter 6 — The Application: Producing, Consuming, and Surviving a Crash</w:t>
+        <w:t xml:space="preserve">Kubernetes + Redpanda · Chapter 6 — The Application: Producing, Consuming, and Surviving a Crash</w:t>
       </w:r>
     </w:p>
     <w:p>
@@ -9282,7 +9282,7 @@
       </w:r>
     </w:p>
     <w:bookmarkEnd w:id="32"/>
-    <w:bookmarkStart w:id="33" w:name="X9705fa6e8bd6cf9eaad4ba9c8aa462cfa833d9d"/>
+    <w:bookmarkStart w:id="34" w:name="X9705fa6e8bd6cf9eaad4ba9c8aa462cfa833d9d"/>
     <w:p>
       <w:pPr>
         <w:pStyle w:val="Heading2"/>
@@ -10032,6 +10032,575 @@
         <w:t xml:space="preserve">. That is a monitoring problem, not a probe problem.</w:t>
       </w:r>
     </w:p>
+    <w:bookmarkStart w:id="33" w:name="X9851057458292d890eacb9e970bcda18404fb4a"/>
+    <w:p>
+      <w:pPr>
+        <w:pStyle w:val="Heading3"/>
+      </w:pPr>
+      <w:r>
+        <w:t xml:space="preserve">⭐ Lab vs PROD — the row that destroys your ability to roll back</w:t>
+      </w:r>
+    </w:p>
+    <w:p>
+      <w:pPr>
+        <w:pStyle w:val="FirstParagraph"/>
+      </w:pPr>
+      <w:r>
+        <w:rPr>
+          <w:i/>
+          <w:iCs/>
+        </w:rPr>
+        <w:t xml:space="preserve">Added Aug 13, 2026, retrofitting a convention introduced with the Docker Swarm track. The rows above are</w:t>
+      </w:r>
+      <w:r>
+        <w:rPr>
+          <w:i/>
+          <w:iCs/>
+        </w:rPr>
+        <w:t xml:space="preserve"> </w:t>
+      </w:r>
+      <w:r>
+        <w:rPr>
+          <w:i/>
+          <w:iCs/>
+        </w:rPr>
+        <w:t xml:space="preserve">mostly honest scale and tooling gaps, and the probe rows are already expanded at length.</w:t>
+      </w:r>
+      <w:r>
+        <w:rPr>
+          <w:i/>
+          <w:iCs/>
+        </w:rPr>
+        <w:t xml:space="preserve"> </w:t>
+      </w:r>
+      <w:r>
+        <w:rPr>
+          <w:b/>
+          <w:bCs/>
+          <w:i/>
+          <w:iCs/>
+        </w:rPr>
+        <w:t xml:space="preserve">One row is a</w:t>
+      </w:r>
+      <w:r>
+        <w:rPr>
+          <w:b/>
+          <w:bCs/>
+          <w:i/>
+          <w:iCs/>
+        </w:rPr>
+        <w:t xml:space="preserve"> </w:t>
+      </w:r>
+      <w:r>
+        <w:rPr>
+          <w:b/>
+          <w:bCs/>
+          <w:i/>
+          <w:iCs/>
+        </w:rPr>
+        <w:t xml:space="preserve">defect that would survive any amount of scaling up</w:t>
+      </w:r>
+      <w:r>
+        <w:rPr>
+          <w:i/>
+          <w:iCs/>
+        </w:rPr>
+        <w:t xml:space="preserve">, and it is the one that looks most like housekeeping.</w:t>
+      </w:r>
+    </w:p>
+    <w:p>
+      <w:pPr>
+        <w:pStyle w:val="BlockText"/>
+      </w:pPr>
+      <w:r>
+        <w:rPr>
+          <w:b/>
+          <w:bCs/>
+        </w:rPr>
+        <w:t xml:space="preserve">Lab vs PROD — one mutable tag for every build.</w:t>
+      </w:r>
+      <w:r>
+        <w:t xml:space="preserve"> </w:t>
+      </w:r>
+      <w:r>
+        <w:rPr>
+          <w:i/>
+          <w:iCs/>
+        </w:rPr>
+        <w:t xml:space="preserve">In the lab:</w:t>
+      </w:r>
+      <w:r>
+        <w:t xml:space="preserve"> </w:t>
+      </w:r>
+      <w:r>
+        <w:t xml:space="preserve">every image is built as</w:t>
+      </w:r>
+      <w:r>
+        <w:t xml:space="preserve"> </w:t>
+      </w:r>
+      <w:r>
+        <w:rPr>
+          <w:rStyle w:val="VerbatimChar"/>
+        </w:rPr>
+        <w:t xml:space="preserve">oms:dev</w:t>
+      </w:r>
+      <w:r>
+        <w:t xml:space="preserve"> </w:t>
+      </w:r>
+      <w:r>
+        <w:t xml:space="preserve">and</w:t>
+      </w:r>
+      <w:r>
+        <w:t xml:space="preserve"> </w:t>
+      </w:r>
+      <w:r>
+        <w:t xml:space="preserve">side-loaded with</w:t>
+      </w:r>
+      <w:r>
+        <w:t xml:space="preserve"> </w:t>
+      </w:r>
+      <w:r>
+        <w:rPr>
+          <w:rStyle w:val="VerbatimChar"/>
+        </w:rPr>
+        <w:t xml:space="preserve">docker save | k3s ctr import</w:t>
+      </w:r>
+      <w:r>
+        <w:t xml:space="preserve">, so the same tag names a different image after every</w:t>
+      </w:r>
+      <w:r>
+        <w:t xml:space="preserve"> </w:t>
+      </w:r>
+      <w:r>
+        <w:t xml:space="preserve">build.</w:t>
+      </w:r>
+      <w:r>
+        <w:t xml:space="preserve"> </w:t>
+      </w:r>
+      <w:r>
+        <w:rPr>
+          <w:i/>
+          <w:iCs/>
+        </w:rPr>
+        <w:t xml:space="preserve">Why it’s acceptable here:</w:t>
+      </w:r>
+      <w:r>
+        <w:t xml:space="preserve"> </w:t>
+      </w:r>
+      <w:r>
+        <w:t xml:space="preserve">there is no registry in this lab at all, and §4 is explicit that</w:t>
+      </w:r>
+      <w:r>
+        <w:t xml:space="preserve"> </w:t>
+      </w:r>
+      <w:r>
+        <w:t xml:space="preserve">side-loading is the workaround for that — with one operator building one thing, the tag is never</w:t>
+      </w:r>
+      <w:r>
+        <w:t xml:space="preserve"> </w:t>
+      </w:r>
+      <w:r>
+        <w:t xml:space="preserve">ambiguous in practice.</w:t>
+      </w:r>
+      <w:r>
+        <w:t xml:space="preserve"> </w:t>
+      </w:r>
+      <w:r>
+        <w:rPr>
+          <w:i/>
+          <w:iCs/>
+        </w:rPr>
+        <w:t xml:space="preserve">In production:</w:t>
+      </w:r>
+      <w:r>
+        <w:t xml:space="preserve"> </w:t>
+      </w:r>
+      <w:r>
+        <w:t xml:space="preserve">immutable tags, and ideally deploy by</w:t>
+      </w:r>
+      <w:r>
+        <w:t xml:space="preserve"> </w:t>
+      </w:r>
+      <w:r>
+        <w:rPr>
+          <w:b/>
+          <w:bCs/>
+        </w:rPr>
+        <w:t xml:space="preserve">digest</w:t>
+      </w:r>
+      <w:r>
+        <w:t xml:space="preserve">, so a given</w:t>
+      </w:r>
+      <w:r>
+        <w:t xml:space="preserve"> </w:t>
+      </w:r>
+      <w:r>
+        <w:t xml:space="preserve">reference can only ever mean one image.</w:t>
+      </w:r>
+      <w:r>
+        <w:t xml:space="preserve"> </w:t>
+      </w:r>
+      <w:r>
+        <w:rPr>
+          <w:i/>
+          <w:iCs/>
+        </w:rPr>
+        <w:t xml:space="preserve">If you carry the habit:</w:t>
+      </w:r>
+      <w:r>
+        <w:t xml:space="preserve"> </w:t>
+      </w:r>
+      <w:r>
+        <w:t xml:space="preserve">🚨</w:t>
+      </w:r>
+      <w:r>
+        <w:t xml:space="preserve"> </w:t>
+      </w:r>
+      <w:r>
+        <w:rPr>
+          <w:rStyle w:val="VerbatimChar"/>
+          <w:b/>
+          <w:bCs/>
+        </w:rPr>
+        <w:t xml:space="preserve">kubectl rollout undo</w:t>
+      </w:r>
+      <w:r>
+        <w:rPr>
+          <w:b/>
+          <w:bCs/>
+        </w:rPr>
+        <w:t xml:space="preserve"> </w:t>
+      </w:r>
+      <w:r>
+        <w:rPr>
+          <w:b/>
+          <w:bCs/>
+        </w:rPr>
+        <w:t xml:space="preserve">becomes a</w:t>
+      </w:r>
+      <w:r>
+        <w:rPr>
+          <w:b/>
+          <w:bCs/>
+        </w:rPr>
+        <w:t xml:space="preserve"> </w:t>
+      </w:r>
+      <w:r>
+        <w:rPr>
+          <w:b/>
+          <w:bCs/>
+        </w:rPr>
+        <w:t xml:space="preserve">lie.</w:t>
+      </w:r>
+      <w:r>
+        <w:t xml:space="preserve"> </w:t>
+      </w:r>
+      <w:r>
+        <w:t xml:space="preserve">Chapter 2 §8 showed the old ReplicaSet is a complete snapshot of the pod template — but the</w:t>
+      </w:r>
+      <w:r>
+        <w:t xml:space="preserve"> </w:t>
+      </w:r>
+      <w:r>
+        <w:t xml:space="preserve">template records</w:t>
+      </w:r>
+      <w:r>
+        <w:t xml:space="preserve"> </w:t>
+      </w:r>
+      <w:r>
+        <w:rPr>
+          <w:rStyle w:val="VerbatimChar"/>
+        </w:rPr>
+        <w:t xml:space="preserve">oms:dev</w:t>
+      </w:r>
+      <w:r>
+        <w:t xml:space="preserve">,</w:t>
+      </w:r>
+      <w:r>
+        <w:t xml:space="preserve"> </w:t>
+      </w:r>
+      <w:r>
+        <w:rPr>
+          <w:i/>
+          <w:iCs/>
+        </w:rPr>
+        <w:t xml:space="preserve">not</w:t>
+      </w:r>
+      <w:r>
+        <w:t xml:space="preserve"> </w:t>
+      </w:r>
+      <w:r>
+        <w:t xml:space="preserve">the image that tag pointed at when it was deployed.</w:t>
+      </w:r>
+      <w:r>
+        <w:t xml:space="preserve"> </w:t>
+      </w:r>
+      <w:r>
+        <w:rPr>
+          <w:b/>
+          <w:bCs/>
+        </w:rPr>
+        <w:t xml:space="preserve">Rolling back</w:t>
+      </w:r>
+      <w:r>
+        <w:rPr>
+          <w:b/>
+          <w:bCs/>
+        </w:rPr>
+        <w:t xml:space="preserve"> </w:t>
+      </w:r>
+      <w:r>
+        <w:rPr>
+          <w:b/>
+          <w:bCs/>
+        </w:rPr>
+        <w:t xml:space="preserve">re-pulls whatever</w:t>
+      </w:r>
+      <w:r>
+        <w:rPr>
+          <w:b/>
+          <w:bCs/>
+        </w:rPr>
+        <w:t xml:space="preserve"> </w:t>
+      </w:r>
+      <w:r>
+        <w:rPr>
+          <w:rStyle w:val="VerbatimChar"/>
+          <w:b/>
+          <w:bCs/>
+        </w:rPr>
+        <w:t xml:space="preserve">oms:dev</w:t>
+      </w:r>
+      <w:r>
+        <w:rPr>
+          <w:b/>
+          <w:bCs/>
+        </w:rPr>
+        <w:t xml:space="preserve"> </w:t>
+      </w:r>
+      <w:r>
+        <w:rPr>
+          <w:b/>
+          <w:bCs/>
+        </w:rPr>
+        <w:t xml:space="preserve">means now, which is the broken build you are trying to escape.</w:t>
+      </w:r>
+      <w:r>
+        <w:t xml:space="preserve"> </w:t>
+      </w:r>
+      <w:r>
+        <w:t xml:space="preserve">You get a</w:t>
+      </w:r>
+      <w:r>
+        <w:t xml:space="preserve"> </w:t>
+      </w:r>
+      <w:r>
+        <w:t xml:space="preserve">successful-looking rollback that changes nothing, at the worst possible moment, and nothing in the output</w:t>
+      </w:r>
+      <w:r>
+        <w:t xml:space="preserve"> </w:t>
+      </w:r>
+      <w:r>
+        <w:t xml:space="preserve">tells you it happened.</w:t>
+      </w:r>
+    </w:p>
+    <w:p>
+      <w:pPr>
+        <w:pStyle w:val="FirstParagraph"/>
+      </w:pPr>
+      <w:r>
+        <w:t xml:space="preserve">⭐</w:t>
+      </w:r>
+      <w:r>
+        <w:t xml:space="preserve"> </w:t>
+      </w:r>
+      <w:r>
+        <w:rPr>
+          <w:b/>
+          <w:bCs/>
+        </w:rPr>
+        <w:t xml:space="preserve">Why that one and not the others.</w:t>
+      </w:r>
+      <w:r>
+        <w:t xml:space="preserve"> </w:t>
+      </w:r>
+      <w:r>
+        <w:t xml:space="preserve">The</w:t>
+      </w:r>
+      <w:r>
+        <w:t xml:space="preserve"> </w:t>
+      </w:r>
+      <w:r>
+        <w:rPr>
+          <w:rStyle w:val="VerbatimChar"/>
+        </w:rPr>
+        <w:t xml:space="preserve">No TLS, no SASL</w:t>
+      </w:r>
+      <w:r>
+        <w:t xml:space="preserve"> </w:t>
+      </w:r>
+      <w:r>
+        <w:t xml:space="preserve">row is a genuine security defect, but it is a</w:t>
+      </w:r>
+      <w:r>
+        <w:t xml:space="preserve"> </w:t>
+      </w:r>
+      <w:r>
+        <w:t xml:space="preserve">property of the</w:t>
+      </w:r>
+      <w:r>
+        <w:t xml:space="preserve"> </w:t>
+      </w:r>
+      <w:r>
+        <w:rPr>
+          <w:i/>
+          <w:iCs/>
+        </w:rPr>
+        <w:t xml:space="preserve">cluster</w:t>
+      </w:r>
+      <w:r>
+        <w:t xml:space="preserve"> </w:t>
+      </w:r>
+      <w:r>
+        <w:t xml:space="preserve">rather than of this application — it is called out in Chapter 3 §11, where the</w:t>
+      </w:r>
+      <w:r>
+        <w:t xml:space="preserve"> </w:t>
+      </w:r>
+      <w:r>
+        <w:t xml:space="preserve">Helm value that disables it lives, and repeating it here would make it wallpaper. The SQLite-on-</w:t>
+      </w:r>
+      <w:r>
+        <w:rPr>
+          <w:rStyle w:val="VerbatimChar"/>
+        </w:rPr>
+        <w:t xml:space="preserve">local-path</w:t>
+      </w:r>
+      <w:r>
+        <w:t xml:space="preserve"> </w:t>
+      </w:r>
+      <w:r>
+        <w:t xml:space="preserve">row is the same single-failure-domain limitation described in Chapter 1 §8.</w:t>
+      </w:r>
+      <w:r>
+        <w:t xml:space="preserve"> </w:t>
+      </w:r>
+      <w:r>
+        <w:rPr>
+          <w:b/>
+          <w:bCs/>
+        </w:rPr>
+        <w:t xml:space="preserve">The image tag is the only one</w:t>
+      </w:r>
+      <w:r>
+        <w:rPr>
+          <w:b/>
+          <w:bCs/>
+        </w:rPr>
+        <w:t xml:space="preserve"> </w:t>
+      </w:r>
+      <w:r>
+        <w:rPr>
+          <w:b/>
+          <w:bCs/>
+        </w:rPr>
+        <w:t xml:space="preserve">that originates in this chapter, and the only one that would still be wrong on a fifty-node cluster.</w:t>
+      </w:r>
+    </w:p>
+    <w:p>
+      <w:pPr>
+        <w:pStyle w:val="BlockText"/>
+      </w:pPr>
+      <w:r>
+        <w:t xml:space="preserve">📌</w:t>
+      </w:r>
+      <w:r>
+        <w:t xml:space="preserve"> </w:t>
+      </w:r>
+      <w:r>
+        <w:rPr>
+          <w:b/>
+          <w:bCs/>
+        </w:rPr>
+        <w:t xml:space="preserve">Forward note, added Aug 13, 2026:</w:t>
+      </w:r>
+      <w:r>
+        <w:t xml:space="preserve"> </w:t>
+      </w:r>
+      <w:r>
+        <w:t xml:space="preserve">the Docker Swarm track reaches the same conclusion from the</w:t>
+      </w:r>
+      <w:r>
+        <w:t xml:space="preserve"> </w:t>
+      </w:r>
+      <w:r>
+        <w:t xml:space="preserve">opposite direction. Swarm resolves a tag to a</w:t>
+      </w:r>
+      <w:r>
+        <w:t xml:space="preserve"> </w:t>
+      </w:r>
+      <w:r>
+        <w:rPr>
+          <w:b/>
+          <w:bCs/>
+        </w:rPr>
+        <w:t xml:space="preserve">digest</w:t>
+      </w:r>
+      <w:r>
+        <w:t xml:space="preserve"> </w:t>
+      </w:r>
+      <w:r>
+        <w:t xml:space="preserve">when it accepts a service spec and stores the</w:t>
+      </w:r>
+      <w:r>
+        <w:t xml:space="preserve"> </w:t>
+      </w:r>
+      <w:r>
+        <w:t xml:space="preserve">digest, so a service does</w:t>
+      </w:r>
+      <w:r>
+        <w:t xml:space="preserve"> </w:t>
+      </w:r>
+      <w:r>
+        <w:rPr>
+          <w:i/>
+          <w:iCs/>
+        </w:rPr>
+        <w:t xml:space="preserve">not</w:t>
+      </w:r>
+      <w:r>
+        <w:t xml:space="preserve"> </w:t>
+      </w:r>
+      <w:r>
+        <w:t xml:space="preserve">follow a moving tag — which fixes this failure mode by default and</w:t>
+      </w:r>
+      <w:r>
+        <w:t xml:space="preserve"> </w:t>
+      </w:r>
+      <w:r>
+        <w:t xml:space="preserve">introduces its own confusion instead:</w:t>
+      </w:r>
+      <w:r>
+        <w:t xml:space="preserve"> </w:t>
+      </w:r>
+      <w:r>
+        <w:rPr>
+          <w:i/>
+          <w:iCs/>
+        </w:rPr>
+        <w:t xml:space="preserve">“I pushed a fix and production is still running the old code.”</w:t>
+      </w:r>
+      <w:r>
+        <w:t xml:space="preserve"> </w:t>
+      </w:r>
+      <w:r>
+        <w:rPr>
+          <w:b/>
+          <w:bCs/>
+        </w:rPr>
+        <w:t xml:space="preserve">Two orchestrators, one underlying truth — a tag is a mutable pointer and only a digest is an image.</w:t>
+      </w:r>
+    </w:p>
     <w:p>
       <w:r>
         <w:pict>
@@ -10040,7 +10609,8 @@
       </w:r>
     </w:p>
     <w:bookmarkEnd w:id="33"/>
-    <w:bookmarkStart w:id="35" w:name="Xfcbc6d12266326970954b79b2ad384c87ce329d"/>
+    <w:bookmarkEnd w:id="34"/>
+    <w:bookmarkStart w:id="36" w:name="Xfcbc6d12266326970954b79b2ad384c87ce329d"/>
     <w:p>
       <w:pPr>
         <w:pStyle w:val="Heading2"/>
@@ -10483,7 +11053,7 @@
         <w:t xml:space="preserve">consumer side.</w:t>
       </w:r>
     </w:p>
-    <w:bookmarkStart w:id="34" w:name="X4d74ad309483dda5a83b3bbe6a682bb8e2041ce"/>
+    <w:bookmarkStart w:id="35" w:name="X4d74ad309483dda5a83b3bbe6a682bb8e2041ce"/>
     <w:p>
       <w:pPr>
         <w:pStyle w:val="Heading3"/>
@@ -11297,9 +11867,9 @@
         </w:pict>
       </w:r>
     </w:p>
-    <w:bookmarkEnd w:id="34"/>
     <w:bookmarkEnd w:id="35"/>
-    <w:bookmarkStart w:id="46" w:name="X827090655c25b85788b74b0e010b19e00332c7c"/>
+    <w:bookmarkEnd w:id="36"/>
+    <w:bookmarkStart w:id="47" w:name="X827090655c25b85788b74b0e010b19e00332c7c"/>
     <w:p>
       <w:pPr>
         <w:pStyle w:val="Heading2"/>
@@ -11494,7 +12064,7 @@
         <w:t xml:space="preserve">on the second pass is a defect and not a nuisance.</w:t>
       </w:r>
     </w:p>
-    <w:bookmarkStart w:id="36" w:name="build-and-load"/>
+    <w:bookmarkStart w:id="37" w:name="build-and-load"/>
     <w:p>
       <w:pPr>
         <w:pStyle w:val="Heading3"/>
@@ -11541,8 +12111,8 @@
         <w:t xml:space="preserve"># docker build + k3s ctr import + verify</w:t>
       </w:r>
     </w:p>
-    <w:bookmarkEnd w:id="36"/>
-    <w:bookmarkStart w:id="37" w:name="clean-slate"/>
+    <w:bookmarkEnd w:id="37"/>
+    <w:bookmarkStart w:id="38" w:name="clean-slate"/>
     <w:p>
       <w:pPr>
         <w:pStyle w:val="Heading3"/>
@@ -12006,8 +12576,8 @@
         <w:t xml:space="preserve"> 3</w:t>
       </w:r>
     </w:p>
-    <w:bookmarkEnd w:id="37"/>
-    <w:bookmarkStart w:id="38" w:name="baseline-produce-then-consume"/>
+    <w:bookmarkEnd w:id="38"/>
+    <w:bookmarkStart w:id="39" w:name="baseline-produce-then-consume"/>
     <w:p>
       <w:pPr>
         <w:pStyle w:val="Heading3"/>
@@ -12504,8 +13074,8 @@
         <w:t xml:space="preserve"> deploy/position-keeper</w:t>
       </w:r>
     </w:p>
-    <w:bookmarkEnd w:id="38"/>
-    <w:bookmarkStart w:id="39" w:name="read-the-ledgers-at-any-time"/>
+    <w:bookmarkEnd w:id="39"/>
+    <w:bookmarkStart w:id="40" w:name="read-the-ledgers-at-any-time"/>
     <w:p>
       <w:pPr>
         <w:pStyle w:val="Heading3"/>
@@ -12801,8 +13371,8 @@
         <w:t xml:space="preserve">print(f'dead letters={dead}')"</w:t>
       </w:r>
     </w:p>
-    <w:bookmarkEnd w:id="39"/>
-    <w:bookmarkStart w:id="40" w:name="demo-a-acks0-silent-loss-3"/>
+    <w:bookmarkEnd w:id="40"/>
+    <w:bookmarkStart w:id="41" w:name="demo-a-acks0-silent-loss-3"/>
     <w:p>
       <w:pPr>
         <w:pStyle w:val="Heading3"/>
@@ -13430,8 +14000,8 @@
         <w:t xml:space="preserve">for the control.</w:t>
       </w:r>
     </w:p>
-    <w:bookmarkEnd w:id="40"/>
-    <w:bookmarkStart w:id="41" w:name="X79fb3758bcaf47f9c08e7112b8eec2e4da45790"/>
+    <w:bookmarkEnd w:id="41"/>
+    <w:bookmarkStart w:id="42" w:name="X79fb3758bcaf47f9c08e7112b8eec2e4da45790"/>
     <w:p>
       <w:pPr>
         <w:pStyle w:val="Heading3"/>
@@ -13754,8 +14324,8 @@
         <w:t xml:space="preserve">Python on the node.</w:t>
       </w:r>
     </w:p>
-    <w:bookmarkEnd w:id="41"/>
-    <w:bookmarkStart w:id="42" w:name="demo-c-the-tail-that-never-commits-8"/>
+    <w:bookmarkEnd w:id="42"/>
+    <w:bookmarkStart w:id="43" w:name="demo-c-the-tail-that-never-commits-8"/>
     <w:p>
       <w:pPr>
         <w:pStyle w:val="Heading3"/>
@@ -14274,8 +14844,8 @@
         <w:t xml:space="preserve">numbers.</w:t>
       </w:r>
     </w:p>
-    <w:bookmarkEnd w:id="42"/>
-    <w:bookmarkStart w:id="43" w:name="demo-d-poison-messages-14"/>
+    <w:bookmarkEnd w:id="43"/>
+    <w:bookmarkStart w:id="44" w:name="demo-d-poison-messages-14"/>
     <w:p>
       <w:pPr>
         <w:pStyle w:val="Heading3"/>
@@ -14589,8 +15159,8 @@
         <w:t xml:space="preserve"># drains to 0</w:t>
       </w:r>
     </w:p>
-    <w:bookmarkEnd w:id="43"/>
-    <w:bookmarkStart w:id="44" w:name="useful-one-liners"/>
+    <w:bookmarkEnd w:id="44"/>
+    <w:bookmarkStart w:id="45" w:name="useful-one-liners"/>
     <w:p>
       <w:pPr>
         <w:pStyle w:val="Heading3"/>
@@ -14859,8 +15429,8 @@
         <w:t xml:space="preserve">'{.status.containerStatuses[0].lastState.terminated.exitCode}'</w:t>
       </w:r>
     </w:p>
-    <w:bookmarkEnd w:id="44"/>
-    <w:bookmarkStart w:id="45" w:name="commands-to-know-by-heart"/>
+    <w:bookmarkEnd w:id="45"/>
+    <w:bookmarkStart w:id="46" w:name="commands-to-know-by-heart"/>
     <w:p>
       <w:pPr>
         <w:pStyle w:val="Heading3"/>
@@ -15276,9 +15846,9 @@
         </w:pict>
       </w:r>
     </w:p>
-    <w:bookmarkEnd w:id="45"/>
     <w:bookmarkEnd w:id="46"/>
-    <w:bookmarkStart w:id="47" w:name="glossary"/>
+    <w:bookmarkEnd w:id="47"/>
+    <w:bookmarkStart w:id="48" w:name="glossary"/>
     <w:p>
       <w:pPr>
         <w:pStyle w:val="Heading2"/>
@@ -16041,8 +16611,8 @@
         </w:pict>
       </w:r>
     </w:p>
-    <w:bookmarkEnd w:id="47"/>
-    <w:bookmarkStart w:id="48" w:name="Xd8bf73d9dc3401f9c6de9df451b3da4a226fa60"/>
+    <w:bookmarkEnd w:id="48"/>
+    <w:bookmarkStart w:id="49" w:name="Xd8bf73d9dc3401f9c6de9df451b3da4a226fa60"/>
     <w:p>
       <w:pPr>
         <w:pStyle w:val="Heading2"/>
@@ -16782,8 +17352,8 @@
         </w:pict>
       </w:r>
     </w:p>
-    <w:bookmarkEnd w:id="48"/>
-    <w:bookmarkStart w:id="49" w:name="check-yourself"/>
+    <w:bookmarkEnd w:id="49"/>
+    <w:bookmarkStart w:id="50" w:name="check-yourself"/>
     <w:p>
       <w:pPr>
         <w:pStyle w:val="Heading2"/>
@@ -17741,8 +18311,8 @@
         </w:pict>
       </w:r>
     </w:p>
-    <w:bookmarkEnd w:id="49"/>
-    <w:bookmarkStart w:id="50" w:name="whats-next"/>
+    <w:bookmarkEnd w:id="50"/>
+    <w:bookmarkStart w:id="51" w:name="whats-next"/>
     <w:p>
       <w:pPr>
         <w:pStyle w:val="Heading2"/>
@@ -17841,8 +18411,8 @@
         <w:t xml:space="preserve">(Chapter 9), where we break each piece on purpose and write the runbook from what actually happened.</w:t>
       </w:r>
     </w:p>
-    <w:bookmarkEnd w:id="50"/>
     <w:bookmarkEnd w:id="51"/>
+    <w:bookmarkEnd w:id="52"/>
     <w:sectPr>
       <w:footerReference r:id="rIdEduFooter" w:type="default"/>
       <w:pgSz w:h="15840" w:w="12240"/>

--- a/education/k8s-k3s-redpanda/docx/chapter06_the_application.docx
+++ b/education/k8s-k3s-redpanda/docx/chapter06_the_application.docx
@@ -3668,6 +3668,7 @@
       </w:pPr>
       <w:r>
         <w:rPr>
+          <w:rStyle w:val="Key"/>
           <w:b/>
           <w:bCs/>
         </w:rPr>
@@ -3779,7 +3780,19 @@
         <w:t xml:space="preserve"> </w:t>
       </w:r>
       <w:r>
-        <w:t xml:space="preserve">that durability is free; read it as evidence that this test could not price durability at all. The</w:t>
+        <w:t xml:space="preserve">that durability is free;</w:t>
+      </w:r>
+      <w:r>
+        <w:t xml:space="preserve"> </w:t>
+      </w:r>
+      <w:r>
+        <w:rPr>
+          <w:rStyle w:val="Key"/>
+        </w:rPr>
+        <w:t xml:space="preserve">read it as evidence that this test could not price durability at all</w:t>
+      </w:r>
+      <w:r>
+        <w:t xml:space="preserve">. The</w:t>
       </w:r>
       <w:r>
         <w:t xml:space="preserve"> </w:t>
@@ -3797,7 +3810,16 @@
         <w:t xml:space="preserve">RATE=600</w:t>
       </w:r>
       <w:r>
-        <w:t xml:space="preserve">, so 15,000 records cannot complete in under 25 seconds no matter</w:t>
+        <w:t xml:space="preserve">,</w:t>
+      </w:r>
+      <w:r>
+        <w:t xml:space="preserve"> </w:t>
+      </w:r>
+      <w:r>
+        <w:rPr>
+          <w:rStyle w:val="Key"/>
+        </w:rPr>
+        <w:t xml:space="preserve">so 15,000 records cannot complete in under 25 seconds no matter</w:t>
       </w:r>
       <w:r>
         <w:t xml:space="preserve"> </w:t>
@@ -3844,20 +3866,33 @@
         <w:pStyle w:val="BodyText"/>
       </w:pPr>
       <w:r>
+        <w:rPr>
+          <w:rStyle w:val="Key"/>
+        </w:rPr>
         <w:t xml:space="preserve">So the finding here is the</w:t>
       </w:r>
       <w:r>
-        <w:t xml:space="preserve"> </w:t>
-      </w:r>
-      <w:r>
-        <w:rPr>
+        <w:rPr>
+          <w:rStyle w:val="Key"/>
+        </w:rPr>
+        <w:t xml:space="preserve"> </w:t>
+      </w:r>
+      <w:r>
+        <w:rPr>
+          <w:rStyle w:val="Key"/>
           <w:b/>
           <w:bCs/>
         </w:rPr>
         <w:t xml:space="preserve">29 records</w:t>
       </w:r>
       <w:r>
-        <w:t xml:space="preserve">, not the timing. Whatever</w:t>
+        <w:rPr>
+          <w:rStyle w:val="Key"/>
+        </w:rPr>
+        <w:t xml:space="preserve">, not the timing</w:t>
+      </w:r>
+      <w:r>
+        <w:t xml:space="preserve">. Whatever</w:t>
       </w:r>
       <w:r>
         <w:t xml:space="preserve"> </w:t>
@@ -3878,7 +3913,19 @@
         <w:t xml:space="preserve"> </w:t>
       </w:r>
       <w:r>
-        <w:t xml:space="preserve">show it buying anything, and it silently dropped 0.19% of the order flow to get it.</w:t>
+        <w:t xml:space="preserve">show it buying anything, and</w:t>
+      </w:r>
+      <w:r>
+        <w:t xml:space="preserve"> </w:t>
+      </w:r>
+      <w:r>
+        <w:rPr>
+          <w:rStyle w:val="Key"/>
+        </w:rPr>
+        <w:t xml:space="preserve">it silently dropped 0.19% of the order flow to get it</w:t>
+      </w:r>
+      <w:r>
+        <w:t xml:space="preserve">.</w:t>
       </w:r>
     </w:p>
     <w:p>
@@ -3948,7 +3995,13 @@
         <w:t xml:space="preserve"> </w:t>
       </w:r>
       <w:r>
-        <w:t xml:space="preserve">There is no artefact to find and no counter to alert on. A missing</w:t>
+        <w:rPr>
+          <w:rStyle w:val="Key"/>
+        </w:rPr>
+        <w:t xml:space="preserve">There is no artefact to find and no counter to alert on</w:t>
+      </w:r>
+      <w:r>
+        <w:t xml:space="preserve">. A missing</w:t>
       </w:r>
       <w:r>
         <w:t xml:space="preserve"> </w:t>
@@ -4095,6 +4148,7 @@
       </w:r>
       <w:r>
         <w:rPr>
+          <w:rStyle w:val="Key"/>
           <w:b/>
           <w:bCs/>
         </w:rPr>
@@ -4102,23 +4156,34 @@
       </w:r>
       <w:r>
         <w:rPr>
-          <w:b/>
-          <w:bCs/>
-        </w:rPr>
-        <w:t xml:space="preserve"> </w:t>
-      </w:r>
-      <w:r>
-        <w:rPr>
+          <w:rStyle w:val="Key"/>
+          <w:b/>
+          <w:bCs/>
+        </w:rPr>
+        <w:t xml:space="preserve"> </w:t>
+      </w:r>
+      <w:r>
+        <w:rPr>
+          <w:rStyle w:val="Key"/>
           <w:b/>
           <w:bCs/>
         </w:rPr>
         <w:t xml:space="preserve">containerd instance</w:t>
       </w:r>
       <w:r>
-        <w:t xml:space="preserve"> </w:t>
-      </w:r>
-      <w:r>
-        <w:t xml:space="preserve">with its own image store, and it cannot see Docker’s. The image must be</w:t>
+        <w:rPr>
+          <w:rStyle w:val="Key"/>
+        </w:rPr>
+        <w:t xml:space="preserve"> </w:t>
+      </w:r>
+      <w:r>
+        <w:rPr>
+          <w:rStyle w:val="Key"/>
+        </w:rPr>
+        <w:t xml:space="preserve">with its own image store, and it cannot see Docker’s</w:t>
+      </w:r>
+      <w:r>
+        <w:t xml:space="preserve">. The image must be</w:t>
       </w:r>
       <w:r>
         <w:t xml:space="preserve"> </w:t>
@@ -4445,23 +4510,45 @@
         <w:t xml:space="preserve"> </w:t>
       </w:r>
       <w:r>
-        <w:t xml:space="preserve">step means Kubernetes cheerfully runs the</w:t>
-      </w:r>
-      <w:r>
-        <w:t xml:space="preserve"> </w:t>
-      </w:r>
-      <w:r>
-        <w:rPr>
+        <w:t xml:space="preserve">step</w:t>
+      </w:r>
+      <w:r>
+        <w:t xml:space="preserve"> </w:t>
+      </w:r>
+      <w:r>
+        <w:rPr>
+          <w:rStyle w:val="Key"/>
+        </w:rPr>
+        <w:t xml:space="preserve">means Kubernetes cheerfully runs the</w:t>
+      </w:r>
+      <w:r>
+        <w:rPr>
+          <w:rStyle w:val="Key"/>
+        </w:rPr>
+        <w:t xml:space="preserve"> </w:t>
+      </w:r>
+      <w:r>
+        <w:rPr>
+          <w:rStyle w:val="Key"/>
           <w:i/>
           <w:iCs/>
         </w:rPr>
         <w:t xml:space="preserve">previous</w:t>
       </w:r>
       <w:r>
-        <w:t xml:space="preserve"> </w:t>
-      </w:r>
-      <w:r>
-        <w:t xml:space="preserve">image and your fix appears not to work. The</w:t>
+        <w:rPr>
+          <w:rStyle w:val="Key"/>
+        </w:rPr>
+        <w:t xml:space="preserve"> </w:t>
+      </w:r>
+      <w:r>
+        <w:rPr>
+          <w:rStyle w:val="Key"/>
+        </w:rPr>
+        <w:t xml:space="preserve">image and your fix appears not to work</w:t>
+      </w:r>
+      <w:r>
+        <w:t xml:space="preserve">. The</w:t>
       </w:r>
       <w:r>
         <w:t xml:space="preserve"> </w:t>
@@ -5540,13 +5627,26 @@
         <w:t xml:space="preserve"> </w:t>
       </w:r>
       <w:r>
-        <w:t xml:space="preserve">email, a payment, a message to another system. So the second ledger became a</w:t>
-      </w:r>
-      <w:r>
-        <w:t xml:space="preserve"> </w:t>
-      </w:r>
-      <w:r>
-        <w:rPr>
+        <w:t xml:space="preserve">email, a payment, a message to another system.</w:t>
+      </w:r>
+      <w:r>
+        <w:t xml:space="preserve"> </w:t>
+      </w:r>
+      <w:r>
+        <w:rPr>
+          <w:rStyle w:val="Key"/>
+        </w:rPr>
+        <w:t xml:space="preserve">So the second ledger became a</w:t>
+      </w:r>
+      <w:r>
+        <w:rPr>
+          <w:rStyle w:val="Key"/>
+        </w:rPr>
+        <w:t xml:space="preserve"> </w:t>
+      </w:r>
+      <w:r>
+        <w:rPr>
+          <w:rStyle w:val="Key"/>
           <w:b/>
           <w:bCs/>
         </w:rPr>
@@ -5554,13 +5654,15 @@
       </w:r>
       <w:r>
         <w:rPr>
-          <w:b/>
-          <w:bCs/>
-        </w:rPr>
-        <w:t xml:space="preserve"> </w:t>
-      </w:r>
-      <w:r>
-        <w:rPr>
+          <w:rStyle w:val="Key"/>
+          <w:b/>
+          <w:bCs/>
+        </w:rPr>
+        <w:t xml:space="preserve"> </w:t>
+      </w:r>
+      <w:r>
+        <w:rPr>
+          <w:rStyle w:val="Key"/>
           <w:b/>
           <w:bCs/>
         </w:rPr>
@@ -5576,7 +5678,19 @@
         <w:t xml:space="preserve"> </w:t>
       </w:r>
       <w:r>
-        <w:t xml:space="preserve">idempotency key. A stand-in for an HTTP call that has already left the building.</w:t>
+        <w:t xml:space="preserve">idempotency key.</w:t>
+      </w:r>
+      <w:r>
+        <w:t xml:space="preserve"> </w:t>
+      </w:r>
+      <w:r>
+        <w:rPr>
+          <w:rStyle w:val="Key"/>
+        </w:rPr>
+        <w:t xml:space="preserve">A stand-in for an HTTP call that has already left the building</w:t>
+      </w:r>
+      <w:r>
+        <w:t xml:space="preserve">.</w:t>
       </w:r>
     </w:p>
     <w:p>
@@ -9041,9 +9155,15 @@
         <w:t xml:space="preserve"> </w:t>
       </w:r>
       <w:r>
+        <w:rPr>
+          <w:rStyle w:val="Key"/>
+        </w:rPr>
         <w:t xml:space="preserve">In a fleet where a Python service and a Java service both write to</w:t>
       </w:r>
       <w:r>
+        <w:rPr>
+          <w:rStyle w:val="Key"/>
+        </w:rPr>
         <w:t xml:space="preserve"> </w:t>
       </w:r>
       <w:r>
@@ -9554,7 +9674,13 @@
         <w:pStyle w:val="BodyText"/>
       </w:pPr>
       <w:r>
-        <w:t xml:space="preserve">That last row is worth its own line, because §7 handed me the reason. A consumer stuck on a lock</w:t>
+        <w:rPr>
+          <w:rStyle w:val="Key"/>
+        </w:rPr>
+        <w:t xml:space="preserve">That last row is worth its own line, because §7 handed me the reason</w:t>
+      </w:r>
+      <w:r>
+        <w:t xml:space="preserve">. A consumer stuck on a lock</w:t>
       </w:r>
       <w:r>
         <w:t xml:space="preserve"> </w:t>
@@ -9654,136 +9780,151 @@
           <w:i/>
           <w:iCs/>
         </w:rPr>
-        <w:t xml:space="preserve">“have I processed a record, or deliberately idled, in the last N seconds”</w:t>
-      </w:r>
-      <w:r>
-        <w:t xml:space="preserve"> </w:t>
-      </w:r>
-      <w:r>
-        <w:t xml:space="preserve">would</w:t>
-      </w:r>
-      <w:r>
-        <w:t xml:space="preserve"> </w:t>
-      </w:r>
-      <w:r>
-        <w:t xml:space="preserve">have caught it in 30 seconds. Chapter 2 §6–§7 built the probe machinery; this is the workload that</w:t>
-      </w:r>
-      <w:r>
-        <w:t xml:space="preserve"> </w:t>
-      </w:r>
-      <w:r>
-        <w:t xml:space="preserve">actually needs it.</w:t>
-      </w:r>
-    </w:p>
-    <w:p>
-      <w:pPr>
-        <w:pStyle w:val="BodyText"/>
-      </w:pPr>
-      <w:r>
-        <w:rPr>
-          <w:b/>
-          <w:bCs/>
-        </w:rPr>
-        <w:t xml:space="preserve">But Kubernetes is not the only thing watching, and the better answer is layered.</w:t>
-      </w:r>
-      <w:r>
-        <w:t xml:space="preserve"> </w:t>
-      </w:r>
-      <w:r>
-        <w:t xml:space="preserve">The Kafka</w:t>
-      </w:r>
-      <w:r>
-        <w:t xml:space="preserve"> </w:t>
-      </w:r>
-      <w:r>
-        <w:t xml:space="preserve">client has its own liveness notion:</w:t>
-      </w:r>
-      <w:r>
-        <w:t xml:space="preserve"> </w:t>
-      </w:r>
-      <w:r>
-        <w:rPr>
-          <w:rStyle w:val="VerbatimChar"/>
-        </w:rPr>
-        <w:t xml:space="preserve">max.poll.interval.ms</w:t>
-      </w:r>
-      <w:r>
-        <w:t xml:space="preserve"> </w:t>
-      </w:r>
-      <w:r>
-        <w:t xml:space="preserve">(librdkafka default 300000, five</w:t>
-      </w:r>
-      <w:r>
-        <w:t xml:space="preserve"> </w:t>
-      </w:r>
-      <w:r>
-        <w:t xml:space="preserve">minutes).</w:t>
-      </w:r>
-      <w:r>
-        <w:t xml:space="preserve"> </w:t>
-      </w:r>
-      <w:r>
-        <w:rPr>
-          <w:rStyle w:val="Key"/>
-        </w:rPr>
-        <w:t xml:space="preserve">If the application does not call</w:t>
-      </w:r>
-      <w:r>
-        <w:rPr>
-          <w:rStyle w:val="Key"/>
-        </w:rPr>
-        <w:t xml:space="preserve"> </w:t>
-      </w:r>
-      <w:r>
-        <w:rPr>
-          <w:rStyle w:val="VerbatimChar"/>
-        </w:rPr>
-        <w:t xml:space="preserve">poll()</w:t>
-      </w:r>
-      <w:r>
-        <w:rPr>
-          <w:rStyle w:val="Key"/>
-        </w:rPr>
-        <w:t xml:space="preserve"> </w:t>
-      </w:r>
-      <w:r>
-        <w:rPr>
-          <w:rStyle w:val="Key"/>
-        </w:rPr>
-        <w:t xml:space="preserve">within that window, the broker evicts it from</w:t>
-      </w:r>
-      <w:r>
-        <w:rPr>
-          <w:rStyle w:val="Key"/>
-        </w:rPr>
-        <w:t xml:space="preserve"> </w:t>
-      </w:r>
-      <w:r>
-        <w:rPr>
-          <w:rStyle w:val="Key"/>
-        </w:rPr>
-        <w:t xml:space="preserve">the group and reassigns its partitions to someone who can make progress — no probe required.</w:t>
-      </w:r>
-      <w:r>
-        <w:t xml:space="preserve"> </w:t>
-      </w:r>
-      <w:r>
-        <w:t xml:space="preserve">The</w:t>
-      </w:r>
-      <w:r>
-        <w:t xml:space="preserve"> </w:t>
-      </w:r>
-      <w:r>
-        <w:t xml:space="preserve">reason that did not save the §7 hang is that the loop</w:t>
-      </w:r>
-      <w:r>
-        <w:t xml:space="preserve"> </w:t>
-      </w:r>
-      <w:r>
-        <w:rPr>
+        <w:t xml:space="preserve">“</w:t>
+      </w:r>
+      <w:r>
+        <w:rPr>
+          <w:rStyle w:val="Key"/>
           <w:i/>
           <w:iCs/>
         </w:rPr>
+        <w:t xml:space="preserve">have I processed a record, or deliberately idled, in the last N seconds</w:t>
+      </w:r>
+      <w:r>
+        <w:rPr>
+          <w:i/>
+          <w:iCs/>
+        </w:rPr>
+        <w:t xml:space="preserve">”</w:t>
+      </w:r>
+      <w:r>
+        <w:t xml:space="preserve"> </w:t>
+      </w:r>
+      <w:r>
+        <w:t xml:space="preserve">would</w:t>
+      </w:r>
+      <w:r>
+        <w:t xml:space="preserve"> </w:t>
+      </w:r>
+      <w:r>
+        <w:t xml:space="preserve">have caught it in 30 seconds. Chapter 2 §6–§7 built the probe machinery; this is the workload that</w:t>
+      </w:r>
+      <w:r>
+        <w:t xml:space="preserve"> </w:t>
+      </w:r>
+      <w:r>
+        <w:t xml:space="preserve">actually needs it.</w:t>
+      </w:r>
+    </w:p>
+    <w:p>
+      <w:pPr>
+        <w:pStyle w:val="BodyText"/>
+      </w:pPr>
+      <w:r>
+        <w:rPr>
+          <w:b/>
+          <w:bCs/>
+        </w:rPr>
+        <w:t xml:space="preserve">But Kubernetes is not the only thing watching, and the better answer is layered.</w:t>
+      </w:r>
+      <w:r>
+        <w:t xml:space="preserve"> </w:t>
+      </w:r>
+      <w:r>
+        <w:t xml:space="preserve">The Kafka</w:t>
+      </w:r>
+      <w:r>
+        <w:t xml:space="preserve"> </w:t>
+      </w:r>
+      <w:r>
+        <w:t xml:space="preserve">client has its own liveness notion:</w:t>
+      </w:r>
+      <w:r>
+        <w:t xml:space="preserve"> </w:t>
+      </w:r>
+      <w:r>
+        <w:rPr>
+          <w:rStyle w:val="VerbatimChar"/>
+        </w:rPr>
+        <w:t xml:space="preserve">max.poll.interval.ms</w:t>
+      </w:r>
+      <w:r>
+        <w:t xml:space="preserve"> </w:t>
+      </w:r>
+      <w:r>
+        <w:t xml:space="preserve">(librdkafka default 300000, five</w:t>
+      </w:r>
+      <w:r>
+        <w:t xml:space="preserve"> </w:t>
+      </w:r>
+      <w:r>
+        <w:t xml:space="preserve">minutes).</w:t>
+      </w:r>
+      <w:r>
+        <w:t xml:space="preserve"> </w:t>
+      </w:r>
+      <w:r>
+        <w:rPr>
+          <w:rStyle w:val="Key"/>
+        </w:rPr>
+        <w:t xml:space="preserve">If the application does not call</w:t>
+      </w:r>
+      <w:r>
+        <w:rPr>
+          <w:rStyle w:val="Key"/>
+        </w:rPr>
+        <w:t xml:space="preserve"> </w:t>
+      </w:r>
+      <w:r>
+        <w:rPr>
+          <w:rStyle w:val="VerbatimChar"/>
+        </w:rPr>
+        <w:t xml:space="preserve">poll()</w:t>
+      </w:r>
+      <w:r>
+        <w:rPr>
+          <w:rStyle w:val="Key"/>
+        </w:rPr>
+        <w:t xml:space="preserve"> </w:t>
+      </w:r>
+      <w:r>
+        <w:rPr>
+          <w:rStyle w:val="Key"/>
+        </w:rPr>
+        <w:t xml:space="preserve">within that window, the broker evicts it from</w:t>
+      </w:r>
+      <w:r>
+        <w:rPr>
+          <w:rStyle w:val="Key"/>
+        </w:rPr>
+        <w:t xml:space="preserve"> </w:t>
+      </w:r>
+      <w:r>
+        <w:rPr>
+          <w:rStyle w:val="Key"/>
+        </w:rPr>
+        <w:t xml:space="preserve">the group and reassigns its partitions to someone who can make progress — no probe required.</w:t>
+      </w:r>
+      <w:r>
+        <w:t xml:space="preserve"> </w:t>
+      </w:r>
+      <w:r>
+        <w:t xml:space="preserve">The</w:t>
+      </w:r>
+      <w:r>
+        <w:t xml:space="preserve"> </w:t>
+      </w:r>
+      <w:r>
+        <w:t xml:space="preserve">reason that did not save the §7 hang is that the loop</w:t>
+      </w:r>
+      <w:r>
+        <w:t xml:space="preserve"> </w:t>
+      </w:r>
+      <w:r>
+        <w:rPr>
+          <w:i/>
+          <w:iCs/>
+        </w:rPr>
         <w:t xml:space="preserve">was</w:t>
       </w:r>
       <w:r>
@@ -9802,7 +9943,19 @@
         <w:t xml:space="preserve"> </w:t>
       </w:r>
       <w:r>
-        <w:t xml:space="preserve">just slow. It was doing one record at a time, which is a throughput collapse rather than a stall.</w:t>
+        <w:t xml:space="preserve">just slow. It was doing one record at a time,</w:t>
+      </w:r>
+      <w:r>
+        <w:t xml:space="preserve"> </w:t>
+      </w:r>
+      <w:r>
+        <w:rPr>
+          <w:rStyle w:val="Key"/>
+        </w:rPr>
+        <w:t xml:space="preserve">which is a throughput collapse rather than a stall</w:t>
+      </w:r>
+      <w:r>
+        <w:t xml:space="preserve">.</w:t>
       </w:r>
     </w:p>
     <w:p>
@@ -9810,7 +9963,19 @@
         <w:pStyle w:val="BodyText"/>
       </w:pPr>
       <w:r>
-        <w:t xml:space="preserve">So the two mechanisms cover different failures, and a good answer names both:</w:t>
+        <w:t xml:space="preserve">So</w:t>
+      </w:r>
+      <w:r>
+        <w:t xml:space="preserve"> </w:t>
+      </w:r>
+      <w:r>
+        <w:rPr>
+          <w:rStyle w:val="Key"/>
+        </w:rPr>
+        <w:t xml:space="preserve">the two mechanisms cover different failures, and a good answer names both</w:t>
+      </w:r>
+      <w:r>
+        <w:t xml:space="preserve">:</w:t>
       </w:r>
     </w:p>
     <w:tbl>
@@ -10302,9 +10467,15 @@
         <w:t xml:space="preserve"> </w:t>
       </w:r>
       <w:r>
+        <w:rPr>
+          <w:rStyle w:val="Key"/>
+        </w:rPr>
         <w:t xml:space="preserve">template records</w:t>
       </w:r>
       <w:r>
+        <w:rPr>
+          <w:rStyle w:val="Key"/>
+        </w:rPr>
         <w:t xml:space="preserve"> </w:t>
       </w:r>
       <w:r>
@@ -10314,23 +10485,39 @@
         <w:t xml:space="preserve">oms:dev</w:t>
       </w:r>
       <w:r>
+        <w:rPr>
+          <w:rStyle w:val="Key"/>
+        </w:rPr>
         <w:t xml:space="preserve">,</w:t>
       </w:r>
       <w:r>
-        <w:t xml:space="preserve"> </w:t>
-      </w:r>
-      <w:r>
-        <w:rPr>
+        <w:rPr>
+          <w:rStyle w:val="Key"/>
+        </w:rPr>
+        <w:t xml:space="preserve"> </w:t>
+      </w:r>
+      <w:r>
+        <w:rPr>
+          <w:rStyle w:val="Key"/>
           <w:i/>
           <w:iCs/>
         </w:rPr>
         <w:t xml:space="preserve">not</w:t>
       </w:r>
       <w:r>
-        <w:t xml:space="preserve"> </w:t>
-      </w:r>
-      <w:r>
-        <w:t xml:space="preserve">the image that tag pointed at when it was deployed.</w:t>
+        <w:rPr>
+          <w:rStyle w:val="Key"/>
+        </w:rPr>
+        <w:t xml:space="preserve"> </w:t>
+      </w:r>
+      <w:r>
+        <w:rPr>
+          <w:rStyle w:val="Key"/>
+        </w:rPr>
+        <w:t xml:space="preserve">the image that tag pointed at when it was deployed</w:t>
+      </w:r>
+      <w:r>
+        <w:t xml:space="preserve">.</w:t>
       </w:r>
       <w:r>
         <w:t xml:space="preserve"> </w:t>
@@ -10395,7 +10582,13 @@
         <w:t xml:space="preserve"> </w:t>
       </w:r>
       <w:r>
-        <w:t xml:space="preserve">successful-looking rollback that changes nothing, at the worst possible moment, and nothing in the output</w:t>
+        <w:rPr>
+          <w:rStyle w:val="Key"/>
+        </w:rPr>
+        <w:t xml:space="preserve">successful-looking rollback that changes nothing, at the worst possible moment</w:t>
+      </w:r>
+      <w:r>
+        <w:t xml:space="preserve">, and nothing in the output</w:t>
       </w:r>
       <w:r>
         <w:t xml:space="preserve"> </w:t>
@@ -10501,10 +10694,18 @@
       </w:r>
       <w:r>
         <w:rPr>
-          <w:b/>
-          <w:bCs/>
-        </w:rPr>
-        <w:t xml:space="preserve">that originates in this chapter, and the only one that would still be wrong on a fifty-node cluster.</w:t>
+          <w:rStyle w:val="Key"/>
+          <w:b/>
+          <w:bCs/>
+        </w:rPr>
+        <w:t xml:space="preserve">that originates in this chapter, and the only one that would still be wrong on a fifty-node cluster</w:t>
+      </w:r>
+      <w:r>
+        <w:rPr>
+          <w:b/>
+          <w:bCs/>
+        </w:rPr>
+        <w:t xml:space="preserve">.</w:t>
       </w:r>
     </w:p>
     <w:p>
@@ -12046,7 +12247,13 @@
         <w:t xml:space="preserve"> </w:t>
       </w:r>
       <w:r>
-        <w:t xml:space="preserve">re-run is a runbook you cannot practise, and Chapter 4 §6a is the whole argument for why</w:t>
+        <w:rPr>
+          <w:rStyle w:val="Key"/>
+        </w:rPr>
+        <w:t xml:space="preserve">re-run is a runbook you cannot practise</w:t>
+      </w:r>
+      <w:r>
+        <w:t xml:space="preserve">, and Chapter 4 §6a is the whole argument for why</w:t>
       </w:r>
       <w:r>
         <w:t xml:space="preserve"> </w:t>
@@ -14270,7 +14477,13 @@
         <w:t xml:space="preserve"> </w:t>
       </w:r>
       <w:r>
-        <w:t xml:space="preserve">because that pattern also matches the shell you typed it in and kills your own session.</w:t>
+        <w:rPr>
+          <w:rStyle w:val="Key"/>
+        </w:rPr>
+        <w:t xml:space="preserve">because that pattern also matches the shell you typed it in and kills your own session</w:t>
+      </w:r>
+      <w:r>
+        <w:t xml:space="preserve">.</w:t>
       </w:r>
       <w:r>
         <w:t xml:space="preserve"> </w:t>
@@ -14798,9 +15011,15 @@
         <w:pStyle w:val="FirstParagraph"/>
       </w:pPr>
       <w:r>
+        <w:rPr>
+          <w:rStyle w:val="Key"/>
+        </w:rPr>
         <w:t xml:space="preserve">Note that</w:t>
       </w:r>
       <w:r>
+        <w:rPr>
+          <w:rStyle w:val="Key"/>
+        </w:rPr>
         <w:t xml:space="preserve"> </w:t>
       </w:r>
       <w:r>
@@ -14810,10 +15029,22 @@
         <w:t xml:space="preserve">kubectl set env</w:t>
       </w:r>
       <w:r>
-        <w:t xml:space="preserve"> </w:t>
-      </w:r>
-      <w:r>
-        <w:t xml:space="preserve">restarts the pod, which replays the uncommitted tail and adds to the</w:t>
+        <w:rPr>
+          <w:rStyle w:val="Key"/>
+        </w:rPr>
+        <w:t xml:space="preserve"> </w:t>
+      </w:r>
+      <w:r>
+        <w:rPr>
+          <w:rStyle w:val="Key"/>
+        </w:rPr>
+        <w:t xml:space="preserve">restarts the pod, which replays the uncommitted tail</w:t>
+      </w:r>
+      <w:r>
+        <w:t xml:space="preserve"> </w:t>
+      </w:r>
+      <w:r>
+        <w:t xml:space="preserve">and adds to the</w:t>
       </w:r>
       <w:r>
         <w:t xml:space="preserve"> </w:t>
@@ -15769,23 +16000,39 @@
         <w:t xml:space="preserve"> </w:t>
       </w:r>
       <w:r>
+        <w:rPr>
+          <w:rStyle w:val="Key"/>
+        </w:rPr>
         <w:t xml:space="preserve">reports</w:t>
       </w:r>
       <w:r>
-        <w:t xml:space="preserve"> </w:t>
-      </w:r>
-      <w:r>
-        <w:rPr>
+        <w:rPr>
+          <w:rStyle w:val="Key"/>
+        </w:rPr>
+        <w:t xml:space="preserve"> </w:t>
+      </w:r>
+      <w:r>
+        <w:rPr>
+          <w:rStyle w:val="Key"/>
           <w:b/>
           <w:bCs/>
         </w:rPr>
         <w:t xml:space="preserve">lag</w:t>
       </w:r>
       <w:r>
-        <w:t xml:space="preserve"> </w:t>
-      </w:r>
-      <w:r>
-        <w:t xml:space="preserve">per partition, not records held, so it cannot answer</w:t>
+        <w:rPr>
+          <w:rStyle w:val="Key"/>
+        </w:rPr>
+        <w:t xml:space="preserve"> </w:t>
+      </w:r>
+      <w:r>
+        <w:rPr>
+          <w:rStyle w:val="Key"/>
+        </w:rPr>
+        <w:t xml:space="preserve">per partition, not records held</w:t>
+      </w:r>
+      <w:r>
+        <w:t xml:space="preserve">, so it cannot answer</w:t>
       </w:r>
       <w:r>
         <w:t xml:space="preserve"> </w:t>
@@ -16671,7 +16918,16 @@
         <w:t xml:space="preserve"> </w:t>
       </w:r>
       <w:r>
-        <w:t xml:space="preserve">It means a quorum of replicas has the record before the producer is told it succeeded — 2 of 3 for</w:t>
+        <w:rPr>
+          <w:rStyle w:val="Key"/>
+        </w:rPr>
+        <w:t xml:space="preserve">It means a quorum of replicas has the record before the producer is told it succeeded</w:t>
+      </w:r>
+      <w:r>
+        <w:t xml:space="preserve"> </w:t>
+      </w:r>
+      <w:r>
+        <w:t xml:space="preserve">— 2 of 3 for</w:t>
       </w:r>
       <w:r>
         <w:t xml:space="preserve"> </w:t>
@@ -16708,9 +16964,21 @@
         <w:t xml:space="preserve"> </w:t>
       </w:r>
       <w:r>
-        <w:t xml:space="preserve">replicas, and with the default</w:t>
-      </w:r>
-      <w:r>
+        <w:t xml:space="preserve">replicas, and</w:t>
+      </w:r>
+      <w:r>
+        <w:t xml:space="preserve"> </w:t>
+      </w:r>
+      <w:r>
+        <w:rPr>
+          <w:rStyle w:val="Key"/>
+        </w:rPr>
+        <w:t xml:space="preserve">with the default</w:t>
+      </w:r>
+      <w:r>
+        <w:rPr>
+          <w:rStyle w:val="Key"/>
+        </w:rPr>
         <w:t xml:space="preserve"> </w:t>
       </w:r>
       <w:r>
@@ -16720,10 +16988,19 @@
         <w:t xml:space="preserve">min.insync.replicas=1</w:t>
       </w:r>
       <w:r>
-        <w:t xml:space="preserve"> </w:t>
-      </w:r>
-      <w:r>
-        <w:t xml:space="preserve">that set can shrink to the leader alone, so</w:t>
+        <w:rPr>
+          <w:rStyle w:val="Key"/>
+        </w:rPr>
+        <w:t xml:space="preserve"> </w:t>
+      </w:r>
+      <w:r>
+        <w:rPr>
+          <w:rStyle w:val="Key"/>
+        </w:rPr>
+        <w:t xml:space="preserve">that set can shrink to the leader alone</w:t>
+      </w:r>
+      <w:r>
+        <w:t xml:space="preserve">, so</w:t>
       </w:r>
       <w:r>
         <w:t xml:space="preserve"> </w:t>
@@ -16828,7 +17105,19 @@
         <w:t xml:space="preserve"> </w:t>
       </w:r>
       <w:r>
-        <w:t xml:space="preserve">as a floor regardless, because a duplicate is loud and recoverable while a lost fill is silent.</w:t>
+        <w:t xml:space="preserve">as a floor regardless,</w:t>
+      </w:r>
+      <w:r>
+        <w:t xml:space="preserve"> </w:t>
+      </w:r>
+      <w:r>
+        <w:rPr>
+          <w:rStyle w:val="Key"/>
+        </w:rPr>
+        <w:t xml:space="preserve">because a duplicate is loud and recoverable while a lost fill is silent</w:t>
+      </w:r>
+      <w:r>
+        <w:t xml:space="preserve">.</w:t>
       </w:r>
     </w:p>
     <w:p>
@@ -16879,7 +17168,19 @@
         <w:t xml:space="preserve"> </w:t>
       </w:r>
       <w:r>
-        <w:t xml:space="preserve">offset — so a single malformed fill was skipped permanently and silently, which is the worst</w:t>
+        <w:t xml:space="preserve">offset —</w:t>
+      </w:r>
+      <w:r>
+        <w:t xml:space="preserve"> </w:t>
+      </w:r>
+      <w:r>
+        <w:rPr>
+          <w:rStyle w:val="Key"/>
+        </w:rPr>
+        <w:t xml:space="preserve">so a single malformed fill was skipped permanently and silently</w:t>
+      </w:r>
+      <w:r>
+        <w:t xml:space="preserve">, which is the worst</w:t>
       </w:r>
       <w:r>
         <w:t xml:space="preserve"> </w:t>
@@ -16897,7 +17198,13 @@
         <w:t xml:space="preserve"> </w:t>
       </w:r>
       <w:r>
-        <w:t xml:space="preserve">bad until you compare it to booking a position you know is wrong. For order flow I’d block; for</w:t>
+        <w:rPr>
+          <w:rStyle w:val="Key"/>
+        </w:rPr>
+        <w:t xml:space="preserve">bad until you compare it to booking a position you know is wrong</w:t>
+      </w:r>
+      <w:r>
+        <w:t xml:space="preserve">. For order flow I’d block; for</w:t>
       </w:r>
       <w:r>
         <w:t xml:space="preserve"> </w:t>
@@ -16933,7 +17240,13 @@
         <w:t xml:space="preserve"> </w:t>
       </w:r>
       <w:r>
-        <w:t xml:space="preserve">The honest answer is you don’t — you make processing it twice harmless. I’d first ask where the</w:t>
+        <w:rPr>
+          <w:rStyle w:val="Key"/>
+        </w:rPr>
+        <w:t xml:space="preserve">The honest answer is you don’t — you make processing it twice harmless</w:t>
+      </w:r>
+      <w:r>
+        <w:t xml:space="preserve">. I’d first ask where the</w:t>
       </w:r>
       <w:r>
         <w:t xml:space="preserve"> </w:t>
@@ -16961,13 +17274,31 @@
         <w:t xml:space="preserve"> </w:t>
       </w:r>
       <w:r>
-        <w:t xml:space="preserve">transaction; a crash rolls the write back and redelivery re-applies it cleanly. I tested that and</w:t>
-      </w:r>
-      <w:r>
-        <w:t xml:space="preserve"> </w:t>
-      </w:r>
-      <w:r>
-        <w:t xml:space="preserve">got zero duplicates across 8,000 records with no dedupe logic at all. The problem is side effects</w:t>
+        <w:t xml:space="preserve">transaction;</w:t>
+      </w:r>
+      <w:r>
+        <w:t xml:space="preserve"> </w:t>
+      </w:r>
+      <w:r>
+        <w:rPr>
+          <w:rStyle w:val="Key"/>
+        </w:rPr>
+        <w:t xml:space="preserve">a crash rolls the write back and redelivery re-applies it cleanly</w:t>
+      </w:r>
+      <w:r>
+        <w:t xml:space="preserve">. I tested that and</w:t>
+      </w:r>
+      <w:r>
+        <w:t xml:space="preserve"> </w:t>
+      </w:r>
+      <w:r>
+        <w:rPr>
+          <w:rStyle w:val="Key"/>
+        </w:rPr>
+        <w:t xml:space="preserve">got zero duplicates across 8,000 records with no dedupe logic at all</w:t>
+      </w:r>
+      <w:r>
+        <w:t xml:space="preserve">. The problem is side effects</w:t>
       </w:r>
       <w:r>
         <w:t xml:space="preserve"> </w:t>
@@ -16979,7 +17310,19 @@
         <w:t xml:space="preserve"> </w:t>
       </w:r>
       <w:r>
-        <w:t xml:space="preserve">key the receiver honours. In my test that path over-executed 11 fills, 1,100 shares, silently.</w:t>
+        <w:t xml:space="preserve">key the receiver honours.</w:t>
+      </w:r>
+      <w:r>
+        <w:t xml:space="preserve"> </w:t>
+      </w:r>
+      <w:r>
+        <w:rPr>
+          <w:rStyle w:val="Key"/>
+        </w:rPr>
+        <w:t xml:space="preserve">In my test that path over-executed 11 fills, 1,100 shares, silently</w:t>
+      </w:r>
+      <w:r>
+        <w:t xml:space="preserve">.</w:t>
       </w:r>
     </w:p>
     <w:p>
@@ -16997,13 +17340,34 @@
         <w:t xml:space="preserve"> </w:t>
       </w:r>
       <w:r>
-        <w:t xml:space="preserve">It’s the whole decision. State first then offset means a crash costs duplicates, which an idempotent</w:t>
-      </w:r>
-      <w:r>
-        <w:t xml:space="preserve"> </w:t>
-      </w:r>
-      <w:r>
-        <w:t xml:space="preserve">handler absorbs. Offset first then state means a crash costs records that are never processed —</w:t>
+        <w:rPr>
+          <w:rStyle w:val="Key"/>
+        </w:rPr>
+        <w:t xml:space="preserve">It’s the whole decision. State first then offset means a crash costs duplicates</w:t>
+      </w:r>
+      <w:r>
+        <w:t xml:space="preserve">, which an idempotent</w:t>
+      </w:r>
+      <w:r>
+        <w:t xml:space="preserve"> </w:t>
+      </w:r>
+      <w:r>
+        <w:t xml:space="preserve">handler absorbs.</w:t>
+      </w:r>
+      <w:r>
+        <w:t xml:space="preserve"> </w:t>
+      </w:r>
+      <w:r>
+        <w:rPr>
+          <w:rStyle w:val="Key"/>
+        </w:rPr>
+        <w:t xml:space="preserve">Offset first then state means a crash costs records that are never processed</w:t>
+      </w:r>
+      <w:r>
+        <w:t xml:space="preserve"> </w:t>
+      </w:r>
+      <w:r>
+        <w:t xml:space="preserve">—</w:t>
       </w:r>
       <w:r>
         <w:t xml:space="preserve"> </w:t>
@@ -17027,7 +17391,16 @@
         <w:t xml:space="preserve"> </w:t>
       </w:r>
       <w:r>
-        <w:t xml:space="preserve">A stuck number rather than a growing one usually isn’t a slow consumer — a slow consumer’s lag</w:t>
+        <w:rPr>
+          <w:rStyle w:val="Key"/>
+        </w:rPr>
+        <w:t xml:space="preserve">A stuck number rather than a growing one usually isn’t a slow consumer</w:t>
+      </w:r>
+      <w:r>
+        <w:t xml:space="preserve"> </w:t>
+      </w:r>
+      <w:r>
+        <w:t xml:space="preserve">— a slow consumer’s lag</w:t>
       </w:r>
       <w:r>
         <w:t xml:space="preserve"> </w:t>
@@ -17133,13 +17506,37 @@
         <w:t xml:space="preserve"> </w:t>
       </w:r>
       <w:r>
-        <w:t xml:space="preserve">noise — I measured 42% on one partition with 12 keys, and 9% spread with 2,000 keys, same code.</w:t>
-      </w:r>
-      <w:r>
-        <w:t xml:space="preserve"> </w:t>
-      </w:r>
-      <w:r>
-        <w:t xml:space="preserve">That self-corrects. A genuinely hot key is different, and adding partitions won’t help, because all</w:t>
+        <w:t xml:space="preserve">noise —</w:t>
+      </w:r>
+      <w:r>
+        <w:t xml:space="preserve"> </w:t>
+      </w:r>
+      <w:r>
+        <w:rPr>
+          <w:rStyle w:val="Key"/>
+        </w:rPr>
+        <w:t xml:space="preserve">I measured 42% on one partition with 12 keys, and 9% spread with 2,000 keys</w:t>
+      </w:r>
+      <w:r>
+        <w:t xml:space="preserve">, same code.</w:t>
+      </w:r>
+      <w:r>
+        <w:t xml:space="preserve"> </w:t>
+      </w:r>
+      <w:r>
+        <w:t xml:space="preserve">That self-corrects.</w:t>
+      </w:r>
+      <w:r>
+        <w:t xml:space="preserve"> </w:t>
+      </w:r>
+      <w:r>
+        <w:rPr>
+          <w:rStyle w:val="Key"/>
+        </w:rPr>
+        <w:t xml:space="preserve">A genuinely hot key is different, and adding partitions won’t help</w:t>
+      </w:r>
+      <w:r>
+        <w:t xml:space="preserve">, because all</w:t>
       </w:r>
       <w:r>
         <w:t xml:space="preserve"> </w:t>
@@ -17184,7 +17581,19 @@
         <w:t xml:space="preserve"> </w:t>
       </w:r>
       <w:r>
-        <w:t xml:space="preserve">was a SIGKILL; it often still delivers SIGTERM, and my handler shut down cleanly,</w:t>
+        <w:t xml:space="preserve">was a SIGKILL;</w:t>
+      </w:r>
+      <w:r>
+        <w:t xml:space="preserve"> </w:t>
+      </w:r>
+      <w:r>
+        <w:rPr>
+          <w:rStyle w:val="Key"/>
+        </w:rPr>
+        <w:t xml:space="preserve">it often still delivers SIGTERM, and my handler shut down cleanly</w:t>
+      </w:r>
+      <w:r>
+        <w:t xml:space="preserve">,</w:t>
       </w:r>
       <w:r>
         <w:t xml:space="preserve"> </w:t>
@@ -17282,13 +17691,34 @@
         <w:t xml:space="preserve"> </w:t>
       </w:r>
       <w:r>
-        <w:t xml:space="preserve">That happened to me — a lock contention bug left the consumer processing one record with a clean</w:t>
-      </w:r>
-      <w:r>
-        <w:t xml:space="preserve"> </w:t>
-      </w:r>
-      <w:r>
-        <w:t xml:space="preserve">log and no restarts. Kubernetes only knew the process was alive. The signal was lag not moving. The</w:t>
+        <w:t xml:space="preserve">That happened to me —</w:t>
+      </w:r>
+      <w:r>
+        <w:t xml:space="preserve"> </w:t>
+      </w:r>
+      <w:r>
+        <w:rPr>
+          <w:rStyle w:val="Key"/>
+        </w:rPr>
+        <w:t xml:space="preserve">a lock contention bug left the consumer processing one record with a clean</w:t>
+      </w:r>
+      <w:r>
+        <w:t xml:space="preserve"> </w:t>
+      </w:r>
+      <w:r>
+        <w:t xml:space="preserve">log and no restarts.</w:t>
+      </w:r>
+      <w:r>
+        <w:t xml:space="preserve"> </w:t>
+      </w:r>
+      <w:r>
+        <w:rPr>
+          <w:rStyle w:val="Key"/>
+        </w:rPr>
+        <w:t xml:space="preserve">Kubernetes only knew the process was alive. The signal was lag not moving</w:t>
+      </w:r>
+      <w:r>
+        <w:t xml:space="preserve">. The</w:t>
       </w:r>
       <w:r>
         <w:t xml:space="preserve"> </w:t>
@@ -17342,7 +17772,13 @@
         <w:t xml:space="preserve"> </w:t>
       </w:r>
       <w:r>
-        <w:t xml:space="preserve">at-least-once plus idempotency, and the guarantee has to live in the receiver.</w:t>
+        <w:rPr>
+          <w:rStyle w:val="Key"/>
+        </w:rPr>
+        <w:t xml:space="preserve">at-least-once plus idempotency, and the guarantee has to live in the receiver</w:t>
+      </w:r>
+      <w:r>
+        <w:t xml:space="preserve">.</w:t>
       </w:r>
     </w:p>
     <w:p>
